--- a/Knowledge/3-Work knowledge/1-Software Engineering/1-Software Engineering Fundamentals/5-My Source/4-Networks Devices/3-Switch.docx
+++ b/Knowledge/3-Work knowledge/1-Software Engineering/1-Software Engineering Fundamentals/5-My Source/4-Networks Devices/3-Switch.docx
@@ -4,44 +4,28 @@
   <w:body>
     <w:p>
       <w:pPr>
-        <w:keepNext/>
-        <w:keepLines/>
-        <w:spacing w:before="400" w:after="120" w:line="276" w:lineRule="auto"/>
-        <w:outlineLvl w:val="0"/>
-        <w:rPr>
-          <w:rFonts w:ascii="Arial" w:eastAsia="Arial" w:hAnsi="Arial" w:cs="Arial"/>
-          <w:kern w:val="0"/>
-          <w:sz w:val="40"/>
-          <w:szCs w:val="40"/>
-          <w:lang w:val="en"/>
-          <w14:ligatures w14:val="none"/>
+        <w:pStyle w:val="Heading1"/>
+        <w:rPr>
+          <w:rFonts w:eastAsia="Arial"/>
+          <w:lang w:val="en"/>
         </w:rPr>
       </w:pPr>
       <w:bookmarkStart w:id="0" w:name="_vrnhv9o3czez" w:colFirst="0" w:colLast="0"/>
       <w:bookmarkEnd w:id="0"/>
       <w:r>
         <w:rPr>
-          <w:rFonts w:ascii="Arial" w:eastAsia="Arial" w:hAnsi="Arial" w:cs="Arial"/>
-          <w:kern w:val="0"/>
-          <w:sz w:val="40"/>
-          <w:szCs w:val="40"/>
-          <w:lang w:val="en"/>
-          <w14:ligatures w14:val="none"/>
+          <w:rFonts w:eastAsia="Arial"/>
+          <w:lang w:val="en"/>
         </w:rPr>
         <w:t>Switch</w:t>
       </w:r>
     </w:p>
     <w:p>
       <w:pPr>
-        <w:spacing w:before="280" w:after="120" w:line="276" w:lineRule="auto"/>
-        <w:outlineLvl w:val="1"/>
-        <w:rPr>
-          <w:rFonts w:ascii="Arial" w:eastAsia="Arial" w:hAnsi="Arial" w:cs="Arial"/>
-          <w:kern w:val="0"/>
-          <w:sz w:val="32"/>
-          <w:szCs w:val="32"/>
-          <w:lang w:val="en"/>
-          <w14:ligatures w14:val="none"/>
+        <w:pStyle w:val="Heading2"/>
+        <w:rPr>
+          <w:rFonts w:eastAsia="Arial"/>
+          <w:lang w:val="en"/>
         </w:rPr>
       </w:pPr>
       <w:bookmarkStart w:id="1" w:name="_64duvj5vhgh2" w:colFirst="0" w:colLast="0"/>
@@ -49,22 +33,14 @@
       <w:r>
         <w:rPr>
           <w:rFonts w:ascii="Segoe UI Emoji" w:eastAsia="Arial" w:hAnsi="Segoe UI Emoji" w:cs="Segoe UI Emoji"/>
-          <w:kern w:val="0"/>
-          <w:sz w:val="32"/>
-          <w:szCs w:val="32"/>
-          <w:lang w:val="en"/>
-          <w14:ligatures w14:val="none"/>
+          <w:lang w:val="en"/>
         </w:rPr>
         <w:t>🔌</w:t>
       </w:r>
       <w:r>
         <w:rPr>
-          <w:rFonts w:ascii="Arial" w:eastAsia="Arial" w:hAnsi="Arial" w:cs="Arial"/>
-          <w:kern w:val="0"/>
-          <w:sz w:val="32"/>
-          <w:szCs w:val="32"/>
-          <w:lang w:val="en"/>
-          <w14:ligatures w14:val="none"/>
+          <w:rFonts w:eastAsia="Arial"/>
+          <w:lang w:val="en"/>
         </w:rPr>
         <w:t xml:space="preserve"> What is a Switch?</w:t>
       </w:r>
@@ -106,6 +82,7 @@
         </w:rPr>
         <w:t xml:space="preserve">: </w:t>
       </w:r>
+      <w:proofErr w:type="spellStart"/>
       <w:r>
         <w:rPr>
           <w:rFonts w:ascii="Arial" w:eastAsia="Arial" w:hAnsi="Arial" w:cs="Arial"/>
@@ -117,7 +94,21 @@
           <w:lang w:val="en"/>
           <w14:ligatures w14:val="none"/>
         </w:rPr>
-        <w:t>Chatgpt (GPT</w:t>
+        <w:t>Chatgpt</w:t>
+      </w:r>
+      <w:proofErr w:type="spellEnd"/>
+      <w:r>
+        <w:rPr>
+          <w:rFonts w:ascii="Arial" w:eastAsia="Arial" w:hAnsi="Arial" w:cs="Arial"/>
+          <w:b/>
+          <w:kern w:val="0"/>
+          <w:sz w:val="22"/>
+          <w:szCs w:val="22"/>
+          <w:highlight w:val="darkGray"/>
+          <w:lang w:val="en"/>
+          <w14:ligatures w14:val="none"/>
+        </w:rPr>
+        <w:t xml:space="preserve"> (GPT</w:t>
       </w:r>
       <w:r>
         <w:rPr>
@@ -373,15 +364,10 @@
     </w:p>
     <w:p>
       <w:pPr>
-        <w:spacing w:before="280" w:after="120" w:line="276" w:lineRule="auto"/>
-        <w:outlineLvl w:val="1"/>
-        <w:rPr>
-          <w:rFonts w:ascii="Arial" w:eastAsia="Arial" w:hAnsi="Arial" w:cs="Arial"/>
-          <w:kern w:val="0"/>
-          <w:sz w:val="32"/>
-          <w:szCs w:val="32"/>
-          <w:lang w:val="en"/>
-          <w14:ligatures w14:val="none"/>
+        <w:pStyle w:val="Heading2"/>
+        <w:rPr>
+          <w:rFonts w:eastAsia="Arial"/>
+          <w:lang w:val="en"/>
         </w:rPr>
       </w:pPr>
       <w:bookmarkStart w:id="2" w:name="_x9bqn6l54inq" w:colFirst="0" w:colLast="0"/>
@@ -389,22 +375,14 @@
       <w:r>
         <w:rPr>
           <w:rFonts w:ascii="Segoe UI Emoji" w:eastAsia="Arial" w:hAnsi="Segoe UI Emoji" w:cs="Segoe UI Emoji"/>
-          <w:kern w:val="0"/>
-          <w:sz w:val="32"/>
-          <w:szCs w:val="32"/>
-          <w:lang w:val="en"/>
-          <w14:ligatures w14:val="none"/>
+          <w:lang w:val="en"/>
         </w:rPr>
         <w:t>🔧</w:t>
       </w:r>
       <w:r>
         <w:rPr>
-          <w:rFonts w:ascii="Arial" w:eastAsia="Arial" w:hAnsi="Arial" w:cs="Arial"/>
-          <w:kern w:val="0"/>
-          <w:sz w:val="32"/>
-          <w:szCs w:val="32"/>
-          <w:lang w:val="en"/>
-          <w14:ligatures w14:val="none"/>
+          <w:rFonts w:eastAsia="Arial"/>
+          <w:lang w:val="en"/>
         </w:rPr>
         <w:t xml:space="preserve"> Key Functions of a Switch</w:t>
       </w:r>
@@ -449,6 +427,7 @@
         </w:rPr>
         <w:t xml:space="preserve">: </w:t>
       </w:r>
+      <w:proofErr w:type="spellStart"/>
       <w:r>
         <w:rPr>
           <w:rFonts w:ascii="Arial" w:eastAsia="Arial" w:hAnsi="Arial" w:cs="Arial"/>
@@ -460,7 +439,21 @@
           <w:lang w:val="en"/>
           <w14:ligatures w14:val="none"/>
         </w:rPr>
-        <w:t>Chatgpt (GPT</w:t>
+        <w:t>Chatgpt</w:t>
+      </w:r>
+      <w:proofErr w:type="spellEnd"/>
+      <w:r>
+        <w:rPr>
+          <w:rFonts w:ascii="Arial" w:eastAsia="Arial" w:hAnsi="Arial" w:cs="Arial"/>
+          <w:b/>
+          <w:kern w:val="0"/>
+          <w:sz w:val="22"/>
+          <w:szCs w:val="22"/>
+          <w:highlight w:val="darkGray"/>
+          <w:lang w:val="en"/>
+          <w14:ligatures w14:val="none"/>
+        </w:rPr>
+        <w:t xml:space="preserve"> (GPT</w:t>
       </w:r>
       <w:r>
         <w:rPr>
@@ -886,6 +879,7 @@
                 <w:lang w:val="en"/>
                 <w14:ligatures w14:val="none"/>
               </w:rPr>
+              <w:lastRenderedPageBreak/>
               <w:t>Data Forwarding</w:t>
             </w:r>
           </w:p>
@@ -1133,15 +1127,10 @@
     </w:p>
     <w:p>
       <w:pPr>
-        <w:spacing w:before="280" w:after="120" w:line="276" w:lineRule="auto"/>
-        <w:outlineLvl w:val="1"/>
-        <w:rPr>
-          <w:rFonts w:ascii="Arial" w:eastAsia="Arial" w:hAnsi="Arial" w:cs="Arial"/>
-          <w:kern w:val="0"/>
-          <w:sz w:val="32"/>
-          <w:szCs w:val="32"/>
-          <w:lang w:val="en"/>
-          <w14:ligatures w14:val="none"/>
+        <w:pStyle w:val="Heading2"/>
+        <w:rPr>
+          <w:rFonts w:eastAsia="Arial"/>
+          <w:lang w:val="en"/>
         </w:rPr>
       </w:pPr>
       <w:bookmarkStart w:id="3" w:name="_1f6bsmz26kwg" w:colFirst="0" w:colLast="0"/>
@@ -1149,22 +1138,14 @@
       <w:r>
         <w:rPr>
           <w:rFonts w:ascii="Segoe UI Emoji" w:eastAsia="Arial" w:hAnsi="Segoe UI Emoji" w:cs="Segoe UI Emoji"/>
-          <w:kern w:val="0"/>
-          <w:sz w:val="32"/>
-          <w:szCs w:val="32"/>
-          <w:lang w:val="en"/>
-          <w14:ligatures w14:val="none"/>
+          <w:lang w:val="en"/>
         </w:rPr>
         <w:t>📶</w:t>
       </w:r>
       <w:r>
         <w:rPr>
-          <w:rFonts w:ascii="Arial" w:eastAsia="Arial" w:hAnsi="Arial" w:cs="Arial"/>
-          <w:kern w:val="0"/>
-          <w:sz w:val="32"/>
-          <w:szCs w:val="32"/>
-          <w:lang w:val="en"/>
-          <w14:ligatures w14:val="none"/>
+          <w:rFonts w:eastAsia="Arial"/>
+          <w:lang w:val="en"/>
         </w:rPr>
         <w:t xml:space="preserve"> How It Works</w:t>
       </w:r>
@@ -1206,6 +1187,7 @@
         </w:rPr>
         <w:t xml:space="preserve">: </w:t>
       </w:r>
+      <w:proofErr w:type="spellStart"/>
       <w:r>
         <w:rPr>
           <w:rFonts w:ascii="Arial" w:eastAsia="Arial" w:hAnsi="Arial" w:cs="Arial"/>
@@ -1217,7 +1199,21 @@
           <w:lang w:val="en"/>
           <w14:ligatures w14:val="none"/>
         </w:rPr>
-        <w:t>Chatgpt (GPT</w:t>
+        <w:t>Chatgpt</w:t>
+      </w:r>
+      <w:proofErr w:type="spellEnd"/>
+      <w:r>
+        <w:rPr>
+          <w:rFonts w:ascii="Arial" w:eastAsia="Arial" w:hAnsi="Arial" w:cs="Arial"/>
+          <w:b/>
+          <w:kern w:val="0"/>
+          <w:sz w:val="22"/>
+          <w:szCs w:val="22"/>
+          <w:highlight w:val="darkGray"/>
+          <w:lang w:val="en"/>
+          <w14:ligatures w14:val="none"/>
+        </w:rPr>
+        <w:t xml:space="preserve"> (GPT</w:t>
       </w:r>
       <w:r>
         <w:rPr>
@@ -1487,15 +1483,10 @@
     </w:p>
     <w:p>
       <w:pPr>
-        <w:spacing w:before="280" w:after="120" w:line="276" w:lineRule="auto"/>
-        <w:outlineLvl w:val="1"/>
-        <w:rPr>
-          <w:rFonts w:ascii="Arial" w:eastAsia="Arial" w:hAnsi="Arial" w:cs="Arial"/>
-          <w:kern w:val="0"/>
-          <w:sz w:val="32"/>
-          <w:szCs w:val="32"/>
-          <w:lang w:val="en"/>
-          <w14:ligatures w14:val="none"/>
+        <w:pStyle w:val="Heading2"/>
+        <w:rPr>
+          <w:rFonts w:eastAsia="Arial"/>
+          <w:lang w:val="en"/>
         </w:rPr>
       </w:pPr>
       <w:bookmarkStart w:id="4" w:name="_j9tuuzkdrtnt" w:colFirst="0" w:colLast="0"/>
@@ -1503,22 +1494,14 @@
       <w:r>
         <w:rPr>
           <w:rFonts w:ascii="Segoe UI Emoji" w:eastAsia="Arial" w:hAnsi="Segoe UI Emoji" w:cs="Segoe UI Emoji"/>
-          <w:kern w:val="0"/>
-          <w:sz w:val="32"/>
-          <w:szCs w:val="32"/>
-          <w:lang w:val="en"/>
-          <w14:ligatures w14:val="none"/>
+          <w:lang w:val="en"/>
         </w:rPr>
         <w:t>🏠</w:t>
       </w:r>
       <w:r>
         <w:rPr>
-          <w:rFonts w:ascii="Arial" w:eastAsia="Arial" w:hAnsi="Arial" w:cs="Arial"/>
-          <w:kern w:val="0"/>
-          <w:sz w:val="32"/>
-          <w:szCs w:val="32"/>
-          <w:lang w:val="en"/>
-          <w14:ligatures w14:val="none"/>
+          <w:rFonts w:eastAsia="Arial"/>
+          <w:lang w:val="en"/>
         </w:rPr>
         <w:t xml:space="preserve"> Example: Small Office Network with a Switch</w:t>
       </w:r>
@@ -1563,6 +1546,7 @@
         </w:rPr>
         <w:t xml:space="preserve">: </w:t>
       </w:r>
+      <w:proofErr w:type="spellStart"/>
       <w:r>
         <w:rPr>
           <w:rFonts w:ascii="Arial" w:eastAsia="Arial" w:hAnsi="Arial" w:cs="Arial"/>
@@ -1574,7 +1558,21 @@
           <w:lang w:val="en"/>
           <w14:ligatures w14:val="none"/>
         </w:rPr>
-        <w:t>Chatgpt (GPT</w:t>
+        <w:t>Chatgpt</w:t>
+      </w:r>
+      <w:proofErr w:type="spellEnd"/>
+      <w:r>
+        <w:rPr>
+          <w:rFonts w:ascii="Arial" w:eastAsia="Arial" w:hAnsi="Arial" w:cs="Arial"/>
+          <w:b/>
+          <w:kern w:val="0"/>
+          <w:sz w:val="22"/>
+          <w:szCs w:val="22"/>
+          <w:highlight w:val="darkGray"/>
+          <w:lang w:val="en"/>
+          <w14:ligatures w14:val="none"/>
+        </w:rPr>
+        <w:t xml:space="preserve"> (GPT</w:t>
       </w:r>
       <w:r>
         <w:rPr>
@@ -1751,6 +1749,7 @@
           <w:lang w:val="en"/>
           <w14:ligatures w14:val="none"/>
         </w:rPr>
+        <w:lastRenderedPageBreak/>
         <w:t xml:space="preserve">       [Switch]</w:t>
       </w:r>
     </w:p>
@@ -1986,15 +1985,10 @@
     </w:p>
     <w:p>
       <w:pPr>
-        <w:spacing w:before="280" w:after="120" w:line="276" w:lineRule="auto"/>
-        <w:outlineLvl w:val="1"/>
-        <w:rPr>
-          <w:rFonts w:ascii="Arial" w:eastAsia="Arial" w:hAnsi="Arial" w:cs="Arial"/>
-          <w:kern w:val="0"/>
-          <w:sz w:val="32"/>
-          <w:szCs w:val="32"/>
-          <w:lang w:val="en"/>
-          <w14:ligatures w14:val="none"/>
+        <w:pStyle w:val="Heading2"/>
+        <w:rPr>
+          <w:rFonts w:eastAsia="Arial"/>
+          <w:lang w:val="en"/>
         </w:rPr>
       </w:pPr>
       <w:bookmarkStart w:id="5" w:name="_1l6grccdm5lo" w:colFirst="0" w:colLast="0"/>
@@ -2002,22 +1996,14 @@
       <w:r>
         <w:rPr>
           <w:rFonts w:ascii="Segoe UI Emoji" w:eastAsia="Arial" w:hAnsi="Segoe UI Emoji" w:cs="Segoe UI Emoji"/>
-          <w:kern w:val="0"/>
-          <w:sz w:val="32"/>
-          <w:szCs w:val="32"/>
-          <w:lang w:val="en"/>
-          <w14:ligatures w14:val="none"/>
+          <w:lang w:val="en"/>
         </w:rPr>
         <w:t>🧱</w:t>
       </w:r>
       <w:r>
         <w:rPr>
-          <w:rFonts w:ascii="Arial" w:eastAsia="Arial" w:hAnsi="Arial" w:cs="Arial"/>
-          <w:kern w:val="0"/>
-          <w:sz w:val="32"/>
-          <w:szCs w:val="32"/>
-          <w:lang w:val="en"/>
-          <w14:ligatures w14:val="none"/>
+          <w:rFonts w:eastAsia="Arial"/>
+          <w:lang w:val="en"/>
         </w:rPr>
         <w:t xml:space="preserve"> Types of Switches</w:t>
       </w:r>
@@ -2062,6 +2048,7 @@
         </w:rPr>
         <w:t xml:space="preserve">: </w:t>
       </w:r>
+      <w:proofErr w:type="spellStart"/>
       <w:r>
         <w:rPr>
           <w:rFonts w:ascii="Arial" w:eastAsia="Arial" w:hAnsi="Arial" w:cs="Arial"/>
@@ -2073,7 +2060,21 @@
           <w:lang w:val="en"/>
           <w14:ligatures w14:val="none"/>
         </w:rPr>
-        <w:t>Chatgpt (GPT</w:t>
+        <w:t>Chatgpt</w:t>
+      </w:r>
+      <w:proofErr w:type="spellEnd"/>
+      <w:r>
+        <w:rPr>
+          <w:rFonts w:ascii="Arial" w:eastAsia="Arial" w:hAnsi="Arial" w:cs="Arial"/>
+          <w:b/>
+          <w:kern w:val="0"/>
+          <w:sz w:val="22"/>
+          <w:szCs w:val="22"/>
+          <w:highlight w:val="darkGray"/>
+          <w:lang w:val="en"/>
+          <w14:ligatures w14:val="none"/>
+        </w:rPr>
+        <w:t xml:space="preserve"> (GPT</w:t>
       </w:r>
       <w:r>
         <w:rPr>
@@ -2695,6 +2696,7 @@
                 <w:lang w:val="en"/>
                 <w14:ligatures w14:val="none"/>
               </w:rPr>
+              <w:lastRenderedPageBreak/>
               <w:t>Layer 3 Switch</w:t>
             </w:r>
           </w:p>
@@ -2768,15 +2770,10 @@
     </w:p>
     <w:p>
       <w:pPr>
-        <w:spacing w:before="280" w:after="120" w:line="276" w:lineRule="auto"/>
-        <w:outlineLvl w:val="1"/>
-        <w:rPr>
-          <w:rFonts w:ascii="Arial" w:eastAsia="Arial" w:hAnsi="Arial" w:cs="Arial"/>
-          <w:kern w:val="0"/>
-          <w:sz w:val="32"/>
-          <w:szCs w:val="32"/>
-          <w:lang w:val="en"/>
-          <w14:ligatures w14:val="none"/>
+        <w:pStyle w:val="Heading2"/>
+        <w:rPr>
+          <w:rFonts w:eastAsia="Arial"/>
+          <w:lang w:val="en"/>
         </w:rPr>
       </w:pPr>
       <w:bookmarkStart w:id="6" w:name="_b07xhydcekwy" w:colFirst="0" w:colLast="0"/>
@@ -2784,22 +2781,14 @@
       <w:r>
         <w:rPr>
           <w:rFonts w:ascii="Segoe UI Emoji" w:eastAsia="Arial" w:hAnsi="Segoe UI Emoji" w:cs="Segoe UI Emoji"/>
-          <w:kern w:val="0"/>
-          <w:sz w:val="32"/>
-          <w:szCs w:val="32"/>
-          <w:lang w:val="en"/>
-          <w14:ligatures w14:val="none"/>
+          <w:lang w:val="en"/>
         </w:rPr>
         <w:t>🆚</w:t>
       </w:r>
       <w:r>
         <w:rPr>
-          <w:rFonts w:ascii="Arial" w:eastAsia="Arial" w:hAnsi="Arial" w:cs="Arial"/>
-          <w:kern w:val="0"/>
-          <w:sz w:val="32"/>
-          <w:szCs w:val="32"/>
-          <w:lang w:val="en"/>
-          <w14:ligatures w14:val="none"/>
+          <w:rFonts w:eastAsia="Arial"/>
+          <w:lang w:val="en"/>
         </w:rPr>
         <w:t xml:space="preserve"> Switch vs Hub vs Router</w:t>
       </w:r>
@@ -2844,6 +2833,7 @@
         </w:rPr>
         <w:t xml:space="preserve">: </w:t>
       </w:r>
+      <w:proofErr w:type="spellStart"/>
       <w:r>
         <w:rPr>
           <w:rFonts w:ascii="Arial" w:eastAsia="Arial" w:hAnsi="Arial" w:cs="Arial"/>
@@ -2855,7 +2845,21 @@
           <w:lang w:val="en"/>
           <w14:ligatures w14:val="none"/>
         </w:rPr>
-        <w:t>Chatgpt (GPT</w:t>
+        <w:t>Chatgpt</w:t>
+      </w:r>
+      <w:proofErr w:type="spellEnd"/>
+      <w:r>
+        <w:rPr>
+          <w:rFonts w:ascii="Arial" w:eastAsia="Arial" w:hAnsi="Arial" w:cs="Arial"/>
+          <w:b/>
+          <w:kern w:val="0"/>
+          <w:sz w:val="22"/>
+          <w:szCs w:val="22"/>
+          <w:highlight w:val="darkGray"/>
+          <w:lang w:val="en"/>
+          <w14:ligatures w14:val="none"/>
+        </w:rPr>
+        <w:t xml:space="preserve"> (GPT</w:t>
       </w:r>
       <w:r>
         <w:rPr>
@@ -4273,7 +4277,6 @@
     <w:next w:val="Normal"/>
     <w:link w:val="Heading2Char"/>
     <w:uiPriority w:val="9"/>
-    <w:semiHidden/>
     <w:unhideWhenUsed/>
     <w:qFormat/>
     <w:rsid w:val="0057084B"/>
@@ -4490,7 +4493,6 @@
     <w:basedOn w:val="DefaultParagraphFont"/>
     <w:link w:val="Heading2"/>
     <w:uiPriority w:val="9"/>
-    <w:semiHidden/>
     <w:rsid w:val="0057084B"/>
     <w:rPr>
       <w:rFonts w:asciiTheme="majorHAnsi" w:eastAsiaTheme="majorEastAsia" w:hAnsiTheme="majorHAnsi" w:cstheme="majorBidi"/>
